--- a/output/第10期計画_キックオフ会議_トークスクリプト_60分.docx
+++ b/output/第10期計画_キックオフ会議_トークスクリプト_60分.docx
@@ -501,7 +501,7 @@
                 <w:rFonts w:ascii="游ゴシック" w:hAnsi="游ゴシック" w:eastAsia="游ゴシック"/>
                 <w:sz w:val="18"/>
               </w:rPr>
-              <w:t>【決定①】事業所実態調査の実施の要否</w:t>
+              <w:t>【決定①】代表KPI4項目の代理指標</w:t>
             </w:r>
           </w:p>
         </w:tc>
@@ -540,7 +540,7 @@
                 <w:rFonts w:ascii="游ゴシック" w:hAnsi="游ゴシック" w:eastAsia="游ゴシック"/>
                 <w:sz w:val="18"/>
               </w:rPr>
-              <w:t>実施するか、代理指標に振り替えるか</w:t>
+              <w:t>H07・H08・H12・H16を代理指標に振り替えるか、落とすか</w:t>
             </w:r>
           </w:p>
         </w:tc>
@@ -1677,7 +1677,7 @@
                 <w:rFonts w:ascii="游ゴシック" w:hAnsi="游ゴシック" w:eastAsia="游ゴシック"/>
                 <w:sz w:val="18"/>
               </w:rPr>
-              <w:t>変更なし（本日の決定①）</w:t>
+              <w:t>実施済・回答受領済。ただし受領した事業所票に欠員・受入困難・縮小意向・ICT・BCPの設問がない（本日の決定①）</w:t>
             </w:r>
           </w:p>
         </w:tc>
@@ -2036,7 +2036,7 @@
           <w:color w:val="1F3864"/>
           <w:sz w:val="28"/>
         </w:rPr>
-        <w:t>0:12–0:22　【決定①】事業所実態調査の実施の要否　（ヒアリングシート 項目1）</w:t>
+        <w:t>0:12–0:22　【決定①】代表KPI4項目の代理指標　（ヒアリングシート 項目1）</w:t>
       </w:r>
     </w:p>
     <w:p>
@@ -2051,7 +2051,7 @@
           <w:color w:val="595959"/>
           <w:sz w:val="20"/>
         </w:rPr>
-        <w:t>【ねらい】実施するかどうかを決める。実施しない場合は代表KPI4項目の代理指標への振替を合意する。</w:t>
+        <w:t>【ねらい】事業所実態調査で把握できない4項目について、代理指標へ振り替えるか、指標を落とすかを決める。</w:t>
       </w:r>
     </w:p>
     <w:p>
@@ -2104,7 +2104,7 @@
                 <w:rFonts w:ascii="游ゴシック" w:hAnsi="游ゴシック" w:eastAsia="游ゴシック"/>
                 <w:sz w:val="20"/>
               </w:rPr>
-              <w:t>1件目は、事業所実態調査を実施するかどうかでございます。</w:t>
+              <w:t>1件目は、代表KPIのうち基準値を算定できない4項目の扱いでございます。</w:t>
             </w:r>
           </w:p>
           <w:p>
@@ -2116,7 +2116,7 @@
                 <w:rFonts w:ascii="游ゴシック" w:hAnsi="游ゴシック" w:eastAsia="游ゴシック"/>
                 <w:sz w:val="20"/>
               </w:rPr>
-              <w:t>仕様書４（3）が定める対象は4調査で、在宅生活改善調査、居所変更実態調査、介護人材実態調査、健康とくらしの調査でございます。事業所実態調査と在宅介護実態調査は、この4調査に含まれておりません。</w:t>
+              <w:t>令和8年8月6日のご連絡により、事業所実態調査は実施済みで、現時点で提出されている調査結果はすべて頂戴しているものと理解しております。この点はよろしいでしょうか。</w:t>
             </w:r>
           </w:p>
           <w:p>
@@ -2128,7 +2128,7 @@
                 <w:rFonts w:ascii="游ゴシック" w:hAnsi="游ゴシック" w:eastAsia="游ゴシック"/>
                 <w:sz w:val="20"/>
               </w:rPr>
-              <w:t>一方、キックオフ会議資料には事業所実態調査の設計案が作成済みで未実施と記載されております。実施される前提でよろしいか、確認させていただきたく存じます。</w:t>
+              <w:t>受領いたしました事業所票27件の項目は、介護職員数、常勤・非常勤、外国人、派遣、採用者数、離職者数でございます。こちらの集計は完了しております。</w:t>
             </w:r>
           </w:p>
           <w:p>
@@ -2140,7 +2140,7 @@
                 <w:rFonts w:ascii="游ゴシック" w:hAnsi="游ゴシック" w:eastAsia="游ゴシック"/>
                 <w:sz w:val="20"/>
               </w:rPr>
-              <w:t>この判断は、代表KPIの4項目に直結いたします。</w:t>
+              <w:t>一方で、キックオフ会議資料の設計案が挙げておられた欠員、受入困難、休廃止・縮小意向、ICT、生産性、BCPは、受領した回答には含まれておりませんでした。</w:t>
             </w:r>
           </w:p>
           <w:p>
@@ -2152,7 +2152,7 @@
                 <w:rFonts w:ascii="游ゴシック" w:hAnsi="游ゴシック" w:eastAsia="游ゴシック"/>
                 <w:sz w:val="20"/>
               </w:rPr>
-              <w:t>H07の主介護者の高負担割合とH08の介護離職懸念は在宅介護実態調査、H12の必要サービス未充足率とH16の災害・感染症時のサービス継続率は事業所実態調査を、それぞれデータ源としております。調査を実施しない場合、この4項目は基準値を算定できません。</w:t>
+              <w:t>このため、代表KPIのうち4項目について基準値が算定できません。H12の必要サービス未充足率は受入困難の設問がないため、H16の災害・感染症時のサービス継続率はBCPの設問がないためでございます。H07の主介護者の高負担割合とH08の介護離職懸念は在宅介護実態調査によるもので、この調査は実施されておりません。</w:t>
             </w:r>
           </w:p>
           <w:p>
@@ -2164,7 +2164,7 @@
                 <w:rFonts w:ascii="游ゴシック" w:hAnsi="游ゴシック" w:eastAsia="游ゴシック"/>
                 <w:sz w:val="20"/>
               </w:rPr>
-              <w:t>実施される場合は、調査票、対象事業所、実施時期、回収方法をご決定いただく必要がございます。また、この4調査に含まれない調査の設計・実施の支援が本業務の範囲に含まれるかどうかについても、併せてご確認をお願いいたします。</w:t>
+              <w:t>受託者からは、代理指標への振替をご提案いたします。H12は、居所変更実態調査の「供給不足を理由とする住替え」で部分的に代替できます。H16は、BCPの策定率という体制の指標に組み替える案がございます。</w:t>
             </w:r>
           </w:p>
           <w:p>
@@ -2176,7 +2176,7 @@
                 <w:rFonts w:ascii="游ゴシック" w:hAnsi="游ゴシック" w:eastAsia="游ゴシック"/>
                 <w:sz w:val="20"/>
               </w:rPr>
-              <w:t>実施されない場合は、H07・H08・H12・H16について代理指標への振替をご相談させていただきます。たとえばH12であれば、居所変更実態調査の「供給不足を理由とする住替え」で部分的に代替する案がございます。</w:t>
+              <w:t>H07とH08につきましては、代替できる指標が見当たりません。この2項目を代表KPIから落とすか、別の指標に置き換えるかをご相談させてください。</w:t>
             </w:r>
           </w:p>
           <w:p>
@@ -2188,7 +2188,7 @@
                 <w:rFonts w:ascii="游ゴシック" w:hAnsi="游ゴシック" w:eastAsia="游ゴシック"/>
                 <w:sz w:val="20"/>
               </w:rPr>
-              <w:t>実施の要否について、いかがでしょうか。</w:t>
+              <w:t>なお、事業所へ追加でご照会いただけるようでしたら、設問を絞ったうえで4項目とも算定できる可能性がございます。いかがいたしましょうか。</w:t>
             </w:r>
           </w:p>
         </w:tc>
@@ -2218,7 +2218,7 @@
           <w:color w:val="595959"/>
           <w:sz w:val="20"/>
         </w:rPr>
-        <w:t>【お伺いすること】①実施するか　②実施する場合の時期と対象　③本業務の範囲に含むか　④実施しない場合の代理指標</w:t>
+        <w:t>【お伺いすること】①受領した回答がすべてであることの確認　②H12・H16の代理指標　③H07・H08の扱い　④追加照会の要否</w:t>
       </w:r>
     </w:p>
     <w:p>
@@ -2247,7 +2247,7 @@
           <w:color w:val="595959"/>
           <w:sz w:val="18"/>
         </w:rPr>
-        <w:t>実施する場合、令和8年10月までに回収できないと12月の素案確定に間に合わない旨をお伝えする。その場で決まらない場合は「令和8年8月中の回答」を期限として置く。分岐は別冊01シート。</w:t>
+        <w:t>代表KPIが16項目から12項目に減る場合は、骨子案 第6節、素案 第4章第3節、資料1の修正が生じる旨をお伝えする。追加照会を行う場合は、令和8年9月中の回収が必要となる。分岐は別冊01シート。</w:t>
       </w:r>
     </w:p>
     <w:p>

--- a/output/第10期計画_キックオフ会議_トークスクリプト_60分.docx
+++ b/output/第10期計画_キックオフ会議_トークスクリプト_60分.docx
@@ -1615,7 +1615,7 @@
                 <w:rFonts w:ascii="游ゴシック" w:hAnsi="游ゴシック" w:eastAsia="游ゴシック"/>
                 <w:sz w:val="18"/>
               </w:rPr>
-              <w:t>4調査すべて集計・分析完了。結果報告書（8章48表39図）</w:t>
+              <w:t>4調査すべて集計・分析完了。結果報告書（8章50表39図）</w:t>
             </w:r>
           </w:p>
         </w:tc>
@@ -4924,7 +4924,7 @@
                 <w:rFonts w:ascii="游ゴシック" w:hAnsi="游ゴシック" w:eastAsia="游ゴシック"/>
                 <w:sz w:val="18"/>
               </w:rPr>
-              <w:t>ご提示の様式に合わせて作成済（8章48表39図）</w:t>
+              <w:t>ご提示の様式に合わせて作成済（8章50表39図）</w:t>
             </w:r>
           </w:p>
         </w:tc>

--- a/output/第10期計画_キックオフ会議_トークスクリプト_60分.docx
+++ b/output/第10期計画_キックオフ会議_トークスクリプト_60分.docx
@@ -1615,7 +1615,7 @@
                 <w:rFonts w:ascii="游ゴシック" w:hAnsi="游ゴシック" w:eastAsia="游ゴシック"/>
                 <w:sz w:val="18"/>
               </w:rPr>
-              <w:t>4調査すべて集計・分析完了。結果報告書（8章50表39図）</w:t>
+              <w:t>4調査すべて集計・分析完了。結果報告書（8章51表39図）</w:t>
             </w:r>
           </w:p>
         </w:tc>
@@ -4924,7 +4924,7 @@
                 <w:rFonts w:ascii="游ゴシック" w:hAnsi="游ゴシック" w:eastAsia="游ゴシック"/>
                 <w:sz w:val="18"/>
               </w:rPr>
-              <w:t>ご提示の様式に合わせて作成済（8章50表39図）</w:t>
+              <w:t>ご提示の様式に合わせて作成済（8章51表39図）</w:t>
             </w:r>
           </w:p>
         </w:tc>
